--- a/backend/templates/docx/AM_AI_SAFE_Report_TEMPLATE_comprehensive.docx
+++ b/backend/templates/docx/AM_AI_SAFE_Report_TEMPLATE_comprehensive.docx
@@ -5,29 +5,32 @@
     <w:p>
       <w:pPr>
         <w:pStyle w:val="Title"/>
+        <w:jc w:val="center"/>
       </w:pPr>
       <w:r>
-        <w:t>AM AI SAFE Assessment Report</w:t>
+        <w:t>AM AI SAFE Framework Assessment</w:t>
       </w:r>
     </w:p>
     <w:p>
       <w:r>
-        <w:t>Organization: {{org.name}}</w:t>
+        <w:rPr>
+          <w:b/>
+        </w:rPr>
+        <w:t xml:space="preserve">Organization: </w:t>
+      </w:r>
+      <w:r>
+        <w:t>{{org.name}}</w:t>
       </w:r>
     </w:p>
     <w:p>
       <w:r>
-        <w:t>Assessment Date: {{formatDate(assessment.date)}}</w:t>
+        <w:rPr>
+          <w:b/>
+        </w:rPr>
+        <w:t xml:space="preserve">Assessment Date: </w:t>
       </w:r>
-    </w:p>
-    <w:p>
       <w:r>
-        <w:t>Overall Score: {{overall.score}}%</w:t>
-      </w:r>
-    </w:p>
-    <w:p>
-      <w:r>
-        <w:t>Maturity Tier: {{overall.tier}}</w:t>
+        <w:t>{{formatDate(assessment.date)}}</w:t>
       </w:r>
     </w:p>
     <w:p>
@@ -35,7 +38,88 @@
         <w:pStyle w:val="Heading1"/>
       </w:pPr>
       <w:r>
-        <w:t>Assessment Heatmap</w:t>
+        <w:t>Table of Contents</w:t>
+      </w:r>
+    </w:p>
+    <w:p>
+      <w:r>
+        <w:t>1. Executive Summary ......................................................... 3</w:t>
+        <w:br/>
+        <w:t xml:space="preserve">2. Assessment Results ........................................................... 4  </w:t>
+        <w:br/>
+        <w:t>3. Recommendations .............................................................. 5</w:t>
+        <w:br/>
+        <w:t xml:space="preserve">   3.1. High Priority Recommendations .......................................... 5</w:t>
+        <w:br/>
+        <w:t xml:space="preserve">   3.2. Medium Priority Recommendations ....................................... 6</w:t>
+        <w:br/>
+        <w:t xml:space="preserve">   3.3. Low Priority Recommendations .......................................... 7</w:t>
+      </w:r>
+    </w:p>
+    <w:p>
+      <w:r>
+        <w:br w:type="page"/>
+      </w:r>
+    </w:p>
+    <w:p>
+      <w:pPr>
+        <w:pStyle w:val="Heading1"/>
+      </w:pPr>
+      <w:r>
+        <w:t>1. Executive Summary</w:t>
+      </w:r>
+    </w:p>
+    <w:p>
+      <w:r>
+        <w:t>{{executive_summary}}</w:t>
+      </w:r>
+    </w:p>
+    <w:p>
+      <w:r>
+        <w:br w:type="page"/>
+      </w:r>
+    </w:p>
+    <w:p>
+      <w:pPr>
+        <w:pStyle w:val="Heading1"/>
+      </w:pPr>
+      <w:r>
+        <w:t>2. Assessment Results</w:t>
+      </w:r>
+    </w:p>
+    <w:p>
+      <w:r>
+        <w:rPr>
+          <w:b/>
+        </w:rPr>
+        <w:t xml:space="preserve">Overall AI Maturity Score: </w:t>
+      </w:r>
+      <w:r>
+        <w:t>{{overall.score}}%</w:t>
+      </w:r>
+    </w:p>
+    <w:p>
+      <w:r>
+        <w:rPr>
+          <w:b/>
+        </w:rPr>
+        <w:t xml:space="preserve">AI Maturity Category: </w:t>
+      </w:r>
+      <w:r>
+        <w:t>{{overall.tier}}</w:t>
+      </w:r>
+    </w:p>
+    <w:p>
+      <w:r>
+        <w:t>{{assessment_results}}</w:t>
+      </w:r>
+    </w:p>
+    <w:p>
+      <w:pPr>
+        <w:pStyle w:val="Heading2"/>
+      </w:pPr>
+      <w:r>
+        <w:t>Figure 1. AI Maturity Heatmap</w:t>
       </w:r>
     </w:p>
     <w:p>
@@ -44,13 +128,95 @@
       </w:r>
     </w:p>
     <w:p>
+      <w:r>
+        <w:br w:type="page"/>
+      </w:r>
+    </w:p>
+    <w:p>
       <w:pPr>
         <w:pStyle w:val="Heading1"/>
       </w:pPr>
       <w:r>
-        <w:t>High Priority Recommendations</w:t>
+        <w:t>3. Recommendations</w:t>
       </w:r>
     </w:p>
+    <w:p>
+      <w:pPr>
+        <w:pStyle w:val="Heading2"/>
+      </w:pPr>
+      <w:r>
+        <w:t>3.1. High Priority Recommendations</w:t>
+      </w:r>
+    </w:p>
+    <w:p>
+      <w:r>
+        <w:t>These recommendations address the lowest-scoring ("Non-Ideal") questions, representing critical gaps that require urgent attention and immediate action.</w:t>
+      </w:r>
+    </w:p>
+    <w:tbl>
+      <w:tblPr>
+        <w:tblStyle w:val="TableGrid"/>
+        <w:tblW w:type="auto" w:w="0"/>
+        <w:tblLook w:firstColumn="1" w:firstRow="1" w:lastColumn="0" w:lastRow="0" w:noHBand="0" w:noVBand="1" w:val="04A0"/>
+      </w:tblPr>
+      <w:tblGrid>
+        <w:gridCol w:w="2880"/>
+        <w:gridCol w:w="2880"/>
+        <w:gridCol w:w="2880"/>
+      </w:tblGrid>
+      <w:tr>
+        <w:tc>
+          <w:tcPr>
+            <w:tcW w:type="dxa" w:w="2880"/>
+          </w:tcPr>
+          <w:p>
+            <w:r>
+              <w:t>Domain</w:t>
+            </w:r>
+          </w:p>
+        </w:tc>
+        <w:tc>
+          <w:tcPr>
+            <w:tcW w:type="dxa" w:w="2880"/>
+          </w:tcPr>
+          <w:p>
+            <w:r>
+              <w:t>Question ID</w:t>
+            </w:r>
+          </w:p>
+        </w:tc>
+        <w:tc>
+          <w:tcPr>
+            <w:tcW w:type="dxa" w:w="2880"/>
+          </w:tcPr>
+          <w:p>
+            <w:r>
+              <w:t>Recommendation</w:t>
+            </w:r>
+          </w:p>
+        </w:tc>
+      </w:tr>
+      <w:tr>
+        <w:tc>
+          <w:tcPr>
+            <w:tcW w:type="dxa" w:w="2880"/>
+          </w:tcPr>
+          <w:p/>
+        </w:tc>
+        <w:tc>
+          <w:tcPr>
+            <w:tcW w:type="dxa" w:w="2880"/>
+          </w:tcPr>
+          <w:p/>
+        </w:tc>
+        <w:tc>
+          <w:tcPr>
+            <w:tcW w:type="dxa" w:w="2880"/>
+          </w:tcPr>
+          <w:p/>
+        </w:tc>
+      </w:tr>
+    </w:tbl>
     <w:p>
       <w:r>
         <w:t>{% for action in actions.high %}</w:t>
@@ -58,7 +224,7 @@
     </w:p>
     <w:p>
       <w:r>
-        <w:t>• {{action.domain}}: {{action.text}}</w:t>
+        <w:t>{{action.domain}} | {{action.question_id}} | {{action.text}}</w:t>
       </w:r>
     </w:p>
     <w:p>
@@ -68,12 +234,81 @@
     </w:p>
     <w:p>
       <w:pPr>
-        <w:pStyle w:val="Heading1"/>
+        <w:pStyle w:val="Heading2"/>
       </w:pPr>
       <w:r>
-        <w:t>Medium Priority Recommendations</w:t>
+        <w:t>3.2. Medium Priority Recommendations</w:t>
       </w:r>
     </w:p>
+    <w:p>
+      <w:r>
+        <w:t>These initiatives target "Basic" scoring questions, building foundational capabilities with moderate effort and investment, typically implemented within 6-12 months.</w:t>
+      </w:r>
+    </w:p>
+    <w:tbl>
+      <w:tblPr>
+        <w:tblStyle w:val="TableGrid"/>
+        <w:tblW w:type="auto" w:w="0"/>
+        <w:tblLook w:firstColumn="1" w:firstRow="1" w:lastColumn="0" w:lastRow="0" w:noHBand="0" w:noVBand="1" w:val="04A0"/>
+      </w:tblPr>
+      <w:tblGrid>
+        <w:gridCol w:w="2880"/>
+        <w:gridCol w:w="2880"/>
+        <w:gridCol w:w="2880"/>
+      </w:tblGrid>
+      <w:tr>
+        <w:tc>
+          <w:tcPr>
+            <w:tcW w:type="dxa" w:w="2880"/>
+          </w:tcPr>
+          <w:p>
+            <w:r>
+              <w:t>Domain</w:t>
+            </w:r>
+          </w:p>
+        </w:tc>
+        <w:tc>
+          <w:tcPr>
+            <w:tcW w:type="dxa" w:w="2880"/>
+          </w:tcPr>
+          <w:p>
+            <w:r>
+              <w:t>Question ID</w:t>
+            </w:r>
+          </w:p>
+        </w:tc>
+        <w:tc>
+          <w:tcPr>
+            <w:tcW w:type="dxa" w:w="2880"/>
+          </w:tcPr>
+          <w:p>
+            <w:r>
+              <w:t>Recommendation</w:t>
+            </w:r>
+          </w:p>
+        </w:tc>
+      </w:tr>
+      <w:tr>
+        <w:tc>
+          <w:tcPr>
+            <w:tcW w:type="dxa" w:w="2880"/>
+          </w:tcPr>
+          <w:p/>
+        </w:tc>
+        <w:tc>
+          <w:tcPr>
+            <w:tcW w:type="dxa" w:w="2880"/>
+          </w:tcPr>
+          <w:p/>
+        </w:tc>
+        <w:tc>
+          <w:tcPr>
+            <w:tcW w:type="dxa" w:w="2880"/>
+          </w:tcPr>
+          <w:p/>
+        </w:tc>
+      </w:tr>
+    </w:tbl>
     <w:p>
       <w:r>
         <w:t>{% for action in actions.medium %}</w:t>
@@ -81,7 +316,7 @@
     </w:p>
     <w:p>
       <w:r>
-        <w:t>• {{action.domain}}: {{action.text}}</w:t>
+        <w:t>{{action.domain}} | {{action.question_id}} | {{action.text}}</w:t>
       </w:r>
     </w:p>
     <w:p>
@@ -91,12 +326,81 @@
     </w:p>
     <w:p>
       <w:pPr>
-        <w:pStyle w:val="Heading1"/>
+        <w:pStyle w:val="Heading2"/>
       </w:pPr>
       <w:r>
-        <w:t>Low Priority Recommendations</w:t>
+        <w:t>3.3. Low Priority Recommendations</w:t>
       </w:r>
     </w:p>
+    <w:p>
+      <w:r>
+        <w:t>These recommendations target "Good" scoring questions, focusing on achieving industry-leading standards through strategic investments and cultural transformation over 1-3 years.</w:t>
+      </w:r>
+    </w:p>
+    <w:tbl>
+      <w:tblPr>
+        <w:tblStyle w:val="TableGrid"/>
+        <w:tblW w:type="auto" w:w="0"/>
+        <w:tblLook w:firstColumn="1" w:firstRow="1" w:lastColumn="0" w:lastRow="0" w:noHBand="0" w:noVBand="1" w:val="04A0"/>
+      </w:tblPr>
+      <w:tblGrid>
+        <w:gridCol w:w="2880"/>
+        <w:gridCol w:w="2880"/>
+        <w:gridCol w:w="2880"/>
+      </w:tblGrid>
+      <w:tr>
+        <w:tc>
+          <w:tcPr>
+            <w:tcW w:type="dxa" w:w="2880"/>
+          </w:tcPr>
+          <w:p>
+            <w:r>
+              <w:t>Domain</w:t>
+            </w:r>
+          </w:p>
+        </w:tc>
+        <w:tc>
+          <w:tcPr>
+            <w:tcW w:type="dxa" w:w="2880"/>
+          </w:tcPr>
+          <w:p>
+            <w:r>
+              <w:t>Question ID</w:t>
+            </w:r>
+          </w:p>
+        </w:tc>
+        <w:tc>
+          <w:tcPr>
+            <w:tcW w:type="dxa" w:w="2880"/>
+          </w:tcPr>
+          <w:p>
+            <w:r>
+              <w:t>Recommendation</w:t>
+            </w:r>
+          </w:p>
+        </w:tc>
+      </w:tr>
+      <w:tr>
+        <w:tc>
+          <w:tcPr>
+            <w:tcW w:type="dxa" w:w="2880"/>
+          </w:tcPr>
+          <w:p/>
+        </w:tc>
+        <w:tc>
+          <w:tcPr>
+            <w:tcW w:type="dxa" w:w="2880"/>
+          </w:tcPr>
+          <w:p/>
+        </w:tc>
+        <w:tc>
+          <w:tcPr>
+            <w:tcW w:type="dxa" w:w="2880"/>
+          </w:tcPr>
+          <w:p/>
+        </w:tc>
+      </w:tr>
+    </w:tbl>
     <w:p>
       <w:r>
         <w:t>{% for action in actions.low %}</w:t>
@@ -104,7 +408,7 @@
     </w:p>
     <w:p>
       <w:r>
-        <w:t>• {{action.domain}}: {{action.text}}</w:t>
+        <w:t>{{action.domain}} | {{action.question_id}} | {{action.text}}</w:t>
       </w:r>
     </w:p>
     <w:p>
